--- a/Bussiness Analysis Associate/PDD/Verify_Account_Position/PDD_Verify_Account_Position.docx
+++ b/Bussiness Analysis Associate/PDD/Verify_Account_Position/PDD_Verify_Account_Position.docx
@@ -1537,20 +1537,8 @@
                 <w:sz w:val="24"/>
                 <w:szCs w:val="24"/>
               </w:rPr>
-              <w:t xml:space="preserve">Mohamed </w:t>
-            </w:r>
-            <w:proofErr w:type="spellStart"/>
-            <w:r>
-              <w:rPr>
-                <w:rFonts w:ascii="Calibri Light" w:hAnsi="Calibri Light" w:cs="Calibri Light"/>
-                <w:iCs/>
-                <w:color w:val="000000" w:themeColor="text1"/>
-                <w:sz w:val="24"/>
-                <w:szCs w:val="24"/>
-              </w:rPr>
-              <w:t>Mesbah</w:t>
-            </w:r>
-            <w:proofErr w:type="spellEnd"/>
+              <w:t>Mohamed Mesbah</w:t>
+            </w:r>
           </w:p>
         </w:tc>
         <w:tc>
@@ -11053,8 +11041,6 @@
                 <w:noProof/>
               </w:rPr>
             </w:pPr>
-            <w:bookmarkStart w:id="17" w:name="_GoBack"/>
-            <w:bookmarkEnd w:id="17"/>
             <w:r>
               <w:rPr>
                 <w:sz w:val="26"/>
@@ -11406,8 +11392,8 @@
           <w:lang w:val="en"/>
         </w:rPr>
       </w:pPr>
-      <w:bookmarkStart w:id="18" w:name="_Toc42504338"/>
-      <w:bookmarkStart w:id="19" w:name="_Toc207643007"/>
+      <w:bookmarkStart w:id="17" w:name="_Toc42504338"/>
+      <w:bookmarkStart w:id="18" w:name="_Toc207643007"/>
       <w:r>
         <w:rPr>
           <w:rFonts w:asciiTheme="minorHAnsi" w:hAnsiTheme="minorHAnsi" w:cstheme="minorHAnsi"/>
@@ -11415,7 +11401,7 @@
         </w:rPr>
         <w:t>In Scope</w:t>
       </w:r>
-      <w:bookmarkEnd w:id="18"/>
+      <w:bookmarkEnd w:id="17"/>
       <w:r>
         <w:rPr>
           <w:rFonts w:asciiTheme="minorHAnsi" w:hAnsiTheme="minorHAnsi" w:cstheme="minorHAnsi"/>
@@ -11423,7 +11409,7 @@
         </w:rPr>
         <w:t xml:space="preserve"> for RPA</w:t>
       </w:r>
-      <w:bookmarkEnd w:id="19"/>
+      <w:bookmarkEnd w:id="18"/>
     </w:p>
     <w:p>
       <w:pPr>
@@ -11446,7 +11432,7 @@
           <w:szCs w:val="28"/>
         </w:rPr>
       </w:pPr>
-      <w:bookmarkStart w:id="20" w:name="_Toc42504339"/>
+      <w:bookmarkStart w:id="19" w:name="_Toc42504339"/>
       <w:r>
         <w:rPr>
           <w:rFonts w:ascii="Arial" w:hAnsi="Arial" w:cs="Arial"/>
@@ -11525,7 +11511,7 @@
           <w:lang w:val="en"/>
         </w:rPr>
       </w:pPr>
-      <w:bookmarkStart w:id="21" w:name="_Toc207643008"/>
+      <w:bookmarkStart w:id="20" w:name="_Toc207643008"/>
       <w:r>
         <w:rPr>
           <w:rFonts w:asciiTheme="minorHAnsi" w:hAnsiTheme="minorHAnsi" w:cstheme="minorHAnsi"/>
@@ -11533,8 +11519,8 @@
         </w:rPr>
         <w:t>Out of Scope</w:t>
       </w:r>
+      <w:bookmarkEnd w:id="19"/>
       <w:bookmarkEnd w:id="20"/>
-      <w:bookmarkEnd w:id="21"/>
     </w:p>
     <w:p>
       <w:pPr>
@@ -11598,8 +11584,8 @@
           <w:lang w:val="en"/>
         </w:rPr>
       </w:pPr>
-      <w:bookmarkStart w:id="22" w:name="_Toc42504340"/>
-      <w:bookmarkStart w:id="23" w:name="_Toc207643009"/>
+      <w:bookmarkStart w:id="21" w:name="_Toc42504340"/>
+      <w:bookmarkStart w:id="22" w:name="_Toc207643009"/>
       <w:r>
         <w:rPr>
           <w:rFonts w:asciiTheme="minorHAnsi" w:hAnsiTheme="minorHAnsi" w:cstheme="minorHAnsi"/>
@@ -11628,8 +11614,8 @@
         </w:rPr>
         <w:t xml:space="preserve"> requirements</w:t>
       </w:r>
+      <w:bookmarkEnd w:id="21"/>
       <w:bookmarkEnd w:id="22"/>
-      <w:bookmarkEnd w:id="23"/>
     </w:p>
     <w:p/>
     <w:p>
@@ -11646,7 +11632,7 @@
           <w:szCs w:val="28"/>
         </w:rPr>
       </w:pPr>
-      <w:bookmarkStart w:id="24" w:name="_Toc207643010"/>
+      <w:bookmarkStart w:id="23" w:name="_Toc207643010"/>
       <w:r>
         <w:rPr>
           <w:rFonts w:asciiTheme="minorHAnsi" w:hAnsiTheme="minorHAnsi"/>
@@ -11655,7 +11641,7 @@
         </w:rPr>
         <w:t>Systems</w:t>
       </w:r>
-      <w:bookmarkEnd w:id="24"/>
+      <w:bookmarkEnd w:id="23"/>
     </w:p>
     <w:p/>
     <w:tbl>
@@ -11962,7 +11948,7 @@
           <w:szCs w:val="28"/>
         </w:rPr>
       </w:pPr>
-      <w:bookmarkStart w:id="25" w:name="_Toc207643011"/>
+      <w:bookmarkStart w:id="24" w:name="_Toc207643011"/>
       <w:r>
         <w:rPr>
           <w:rFonts w:asciiTheme="minorHAnsi" w:hAnsiTheme="minorHAnsi"/>
@@ -11972,7 +11958,7 @@
         <w:lastRenderedPageBreak/>
         <w:t>Reporting</w:t>
       </w:r>
-      <w:bookmarkEnd w:id="25"/>
+      <w:bookmarkEnd w:id="24"/>
     </w:p>
     <w:p>
       <w:pPr>
@@ -12422,8 +12408,8 @@
           <w:szCs w:val="28"/>
         </w:rPr>
       </w:pPr>
-      <w:bookmarkStart w:id="26" w:name="_Toc42504343"/>
-      <w:bookmarkStart w:id="27" w:name="_Toc207643012"/>
+      <w:bookmarkStart w:id="25" w:name="_Toc42504343"/>
+      <w:bookmarkStart w:id="26" w:name="_Toc207643012"/>
       <w:r>
         <w:rPr>
           <w:rFonts w:asciiTheme="minorHAnsi" w:hAnsiTheme="minorHAnsi"/>
@@ -12432,8 +12418,8 @@
         </w:rPr>
         <w:t>Archiving</w:t>
       </w:r>
+      <w:bookmarkEnd w:id="25"/>
       <w:bookmarkEnd w:id="26"/>
-      <w:bookmarkEnd w:id="27"/>
     </w:p>
     <w:p/>
     <w:p>
@@ -12465,9 +12451,9 @@
           <w:szCs w:val="28"/>
         </w:rPr>
       </w:pPr>
-      <w:bookmarkStart w:id="28" w:name="_9.4._Exception_Management"/>
-      <w:bookmarkStart w:id="29" w:name="_Toc207643013"/>
-      <w:bookmarkEnd w:id="28"/>
+      <w:bookmarkStart w:id="27" w:name="_9.4._Exception_Management"/>
+      <w:bookmarkStart w:id="28" w:name="_Toc207643013"/>
+      <w:bookmarkEnd w:id="27"/>
       <w:r>
         <w:rPr>
           <w:rFonts w:asciiTheme="minorHAnsi" w:hAnsiTheme="minorHAnsi"/>
@@ -12476,7 +12462,7 @@
         </w:rPr>
         <w:t>Security &amp; data retention</w:t>
       </w:r>
-      <w:bookmarkEnd w:id="29"/>
+      <w:bookmarkEnd w:id="28"/>
     </w:p>
     <w:p>
       <w:pPr>
@@ -12501,23 +12487,7 @@
           <w:sz w:val="28"/>
           <w:szCs w:val="28"/>
         </w:rPr>
-        <w:t xml:space="preserve">Access to ACME System 1 and external reference data is restricted to </w:t>
-      </w:r>
-      <w:proofErr w:type="gramStart"/>
-      <w:r>
-        <w:rPr>
-          <w:sz w:val="28"/>
-          <w:szCs w:val="28"/>
-        </w:rPr>
-        <w:t>authorized</w:t>
-      </w:r>
-      <w:proofErr w:type="gramEnd"/>
-      <w:r>
-        <w:rPr>
-          <w:sz w:val="28"/>
-          <w:szCs w:val="28"/>
-        </w:rPr>
-        <w:t xml:space="preserve"> users only, with login credentials managed under the organization’s IT security policies. All client account data handled during the WI1 process must remain confidential and compliant with data protection standards. Processed records, exception logs, and reports are retained in line with company and regulatory requirements (typically 5–7 years) and are securely stored to ensure availability for audit and compliance purposes.</w:t>
+        <w:t>Access to ACME System 1 and external reference data is restricted to authorized users only, with login credentials managed under the organization’s IT security policies. All client account data handled during the WI1 process must remain confidential and compliant with data protection standards. Processed records, exception logs, and reports are retained in line with company and regulatory requirements (typically 5–7 years) and are securely stored to ensure availability for audit and compliance purposes.</w:t>
       </w:r>
     </w:p>
     <w:p>
@@ -12548,16 +12518,16 @@
           <w:rFonts w:asciiTheme="minorHAnsi" w:hAnsiTheme="minorHAnsi"/>
         </w:rPr>
       </w:pPr>
-      <w:bookmarkStart w:id="30" w:name="_Toc207643014"/>
-      <w:bookmarkStart w:id="31" w:name="_Toc42504349"/>
-      <w:bookmarkStart w:id="32" w:name="_Toc20149272"/>
+      <w:bookmarkStart w:id="29" w:name="_Toc207643014"/>
+      <w:bookmarkStart w:id="30" w:name="_Toc42504349"/>
+      <w:bookmarkStart w:id="31" w:name="_Toc20149272"/>
       <w:r>
         <w:rPr>
           <w:rFonts w:asciiTheme="minorHAnsi" w:hAnsiTheme="minorHAnsi"/>
         </w:rPr>
         <w:t>Exception Handling</w:t>
       </w:r>
-      <w:bookmarkEnd w:id="30"/>
+      <w:bookmarkEnd w:id="29"/>
       <w:r>
         <w:rPr>
           <w:rFonts w:asciiTheme="minorHAnsi" w:hAnsiTheme="minorHAnsi"/>
@@ -12597,15 +12567,15 @@
         <w:tblLook w:val="04A0" w:firstRow="1" w:lastRow="0" w:firstColumn="1" w:lastColumn="0" w:noHBand="0" w:noVBand="1"/>
       </w:tblPr>
       <w:tblGrid>
-        <w:gridCol w:w="2695"/>
-        <w:gridCol w:w="1980"/>
-        <w:gridCol w:w="3093"/>
-        <w:gridCol w:w="2688"/>
+        <w:gridCol w:w="2568"/>
+        <w:gridCol w:w="2356"/>
+        <w:gridCol w:w="2945"/>
+        <w:gridCol w:w="2587"/>
       </w:tblGrid>
       <w:tr>
         <w:tc>
           <w:tcPr>
-            <w:tcW w:w="2695" w:type="dxa"/>
+            <w:tcW w:w="2568" w:type="dxa"/>
             <w:shd w:val="clear" w:color="auto" w:fill="002060"/>
           </w:tcPr>
           <w:p>
@@ -12629,7 +12599,7 @@
         </w:tc>
         <w:tc>
           <w:tcPr>
-            <w:tcW w:w="1980" w:type="dxa"/>
+            <w:tcW w:w="2356" w:type="dxa"/>
             <w:shd w:val="clear" w:color="auto" w:fill="002060"/>
           </w:tcPr>
           <w:p>
@@ -12653,7 +12623,7 @@
         </w:tc>
         <w:tc>
           <w:tcPr>
-            <w:tcW w:w="3093" w:type="dxa"/>
+            <w:tcW w:w="2945" w:type="dxa"/>
             <w:shd w:val="clear" w:color="auto" w:fill="002060"/>
           </w:tcPr>
           <w:p>
@@ -12677,7 +12647,7 @@
         </w:tc>
         <w:tc>
           <w:tcPr>
-            <w:tcW w:w="2688" w:type="dxa"/>
+            <w:tcW w:w="2587" w:type="dxa"/>
             <w:shd w:val="clear" w:color="auto" w:fill="002060"/>
           </w:tcPr>
           <w:p>
@@ -12703,7 +12673,7 @@
       <w:tr>
         <w:tc>
           <w:tcPr>
-            <w:tcW w:w="2695" w:type="dxa"/>
+            <w:tcW w:w="2568" w:type="dxa"/>
           </w:tcPr>
           <w:p>
             <w:pPr>
@@ -12722,93 +12692,117 @@
                 <w:szCs w:val="26"/>
               </w:rPr>
             </w:pPr>
-          </w:p>
-          <w:p>
-            <w:pPr>
-              <w:jc w:val="center"/>
+            <w:r>
               <w:rPr>
                 <w:sz w:val="26"/>
                 <w:szCs w:val="26"/>
               </w:rPr>
-            </w:pPr>
-            <w:r>
+              <w:t>#BE001</w:t>
+            </w:r>
+          </w:p>
+        </w:tc>
+        <w:tc>
+          <w:tcPr>
+            <w:tcW w:w="2356" w:type="dxa"/>
+          </w:tcPr>
+          <w:p>
+            <w:pPr>
+              <w:jc w:val="center"/>
               <w:rPr>
                 <w:sz w:val="26"/>
                 <w:szCs w:val="26"/>
               </w:rPr>
-              <w:t>#BE001</w:t>
-            </w:r>
-          </w:p>
-        </w:tc>
-        <w:tc>
-          <w:tcPr>
-            <w:tcW w:w="1980" w:type="dxa"/>
-          </w:tcPr>
-          <w:p>
-            <w:pPr>
-              <w:jc w:val="center"/>
+            </w:pPr>
+            <w:r>
               <w:rPr>
                 <w:sz w:val="26"/>
                 <w:szCs w:val="26"/>
               </w:rPr>
-            </w:pPr>
-          </w:p>
-          <w:p>
-            <w:pPr>
-              <w:jc w:val="center"/>
+              <w:t>Invalid</w:t>
+            </w:r>
+            <w:r>
               <w:rPr>
                 <w:sz w:val="26"/>
                 <w:szCs w:val="26"/>
               </w:rPr>
-            </w:pPr>
-            <w:r>
+              <w:t xml:space="preserve"> Data</w:t>
+            </w:r>
+          </w:p>
+        </w:tc>
+        <w:tc>
+          <w:tcPr>
+            <w:tcW w:w="2945" w:type="dxa"/>
+          </w:tcPr>
+          <w:p>
+            <w:pPr>
+              <w:jc w:val="center"/>
               <w:rPr>
                 <w:sz w:val="26"/>
                 <w:szCs w:val="26"/>
               </w:rPr>
-              <w:t>Missing Reference Data</w:t>
-            </w:r>
-          </w:p>
-        </w:tc>
-        <w:tc>
-          <w:tcPr>
-            <w:tcW w:w="3093" w:type="dxa"/>
-          </w:tcPr>
-          <w:p>
-            <w:pPr>
-              <w:jc w:val="center"/>
+            </w:pPr>
+            <w:r>
               <w:rPr>
                 <w:sz w:val="26"/>
                 <w:szCs w:val="26"/>
               </w:rPr>
-            </w:pPr>
+              <w:t>Extracted</w:t>
+            </w:r>
             <w:r>
               <w:rPr>
                 <w:sz w:val="26"/>
                 <w:szCs w:val="26"/>
               </w:rPr>
-              <w:t>No external account information is available for the client (e.g., missing in the reference system).</w:t>
-            </w:r>
-          </w:p>
-        </w:tc>
-        <w:tc>
-          <w:tcPr>
-            <w:tcW w:w="2688" w:type="dxa"/>
-          </w:tcPr>
-          <w:p>
-            <w:pPr>
-              <w:jc w:val="center"/>
+              <w:t xml:space="preserve"> </w:t>
+            </w:r>
+            <w:r>
               <w:rPr>
                 <w:sz w:val="26"/>
                 <w:szCs w:val="26"/>
               </w:rPr>
-            </w:pPr>
+              <w:t>Data</w:t>
+            </w:r>
             <w:r>
               <w:rPr>
                 <w:sz w:val="26"/>
                 <w:szCs w:val="26"/>
               </w:rPr>
-              <w:t>Mark WI1 as Business Exception → log details in exception report.</w:t>
+              <w:t xml:space="preserve"> is unclear or incomplete.</w:t>
+            </w:r>
+          </w:p>
+        </w:tc>
+        <w:tc>
+          <w:tcPr>
+            <w:tcW w:w="2587" w:type="dxa"/>
+          </w:tcPr>
+          <w:p>
+            <w:pPr>
+              <w:jc w:val="center"/>
+              <w:rPr>
+                <w:sz w:val="26"/>
+                <w:szCs w:val="26"/>
+              </w:rPr>
+            </w:pPr>
+            <w:r>
+              <w:rPr>
+                <w:sz w:val="26"/>
+                <w:szCs w:val="26"/>
+              </w:rPr>
+              <w:t xml:space="preserve">Request </w:t>
+            </w:r>
+            <w:r>
+              <w:rPr>
+                <w:sz w:val="26"/>
+                <w:szCs w:val="26"/>
+              </w:rPr>
+              <w:t>the finance team to review</w:t>
+            </w:r>
+            <w:r>
+              <w:rPr>
+                <w:sz w:val="26"/>
+                <w:szCs w:val="26"/>
+              </w:rPr>
+              <w:t xml:space="preserve"> </w:t>
             </w:r>
           </w:p>
         </w:tc>
@@ -12816,7 +12810,7 @@
       <w:tr>
         <w:tc>
           <w:tcPr>
-            <w:tcW w:w="2695" w:type="dxa"/>
+            <w:tcW w:w="2568" w:type="dxa"/>
           </w:tcPr>
           <w:p>
             <w:pPr>
@@ -12855,7 +12849,7 @@
         </w:tc>
         <w:tc>
           <w:tcPr>
-            <w:tcW w:w="1980" w:type="dxa"/>
+            <w:tcW w:w="2356" w:type="dxa"/>
           </w:tcPr>
           <w:p>
             <w:pPr>
@@ -12885,7 +12879,7 @@
         </w:tc>
         <w:tc>
           <w:tcPr>
-            <w:tcW w:w="3093" w:type="dxa"/>
+            <w:tcW w:w="2945" w:type="dxa"/>
           </w:tcPr>
           <w:p>
             <w:pPr>
@@ -12906,7 +12900,7 @@
         </w:tc>
         <w:tc>
           <w:tcPr>
-            <w:tcW w:w="2688" w:type="dxa"/>
+            <w:tcW w:w="2587" w:type="dxa"/>
           </w:tcPr>
           <w:p>
             <w:pPr>
@@ -12929,7 +12923,7 @@
       <w:tr>
         <w:tc>
           <w:tcPr>
-            <w:tcW w:w="2695" w:type="dxa"/>
+            <w:tcW w:w="2568" w:type="dxa"/>
           </w:tcPr>
           <w:p>
             <w:pPr>
@@ -12968,7 +12962,7 @@
         </w:tc>
         <w:tc>
           <w:tcPr>
-            <w:tcW w:w="1980" w:type="dxa"/>
+            <w:tcW w:w="2356" w:type="dxa"/>
           </w:tcPr>
           <w:p>
             <w:pPr>
@@ -12998,7 +12992,7 @@
         </w:tc>
         <w:tc>
           <w:tcPr>
-            <w:tcW w:w="3093" w:type="dxa"/>
+            <w:tcW w:w="2945" w:type="dxa"/>
           </w:tcPr>
           <w:p>
             <w:pPr>
@@ -13019,7 +13013,7 @@
         </w:tc>
         <w:tc>
           <w:tcPr>
-            <w:tcW w:w="2688" w:type="dxa"/>
+            <w:tcW w:w="2587" w:type="dxa"/>
           </w:tcPr>
           <w:p>
             <w:pPr>
@@ -13042,11 +13036,130 @@
       <w:tr>
         <w:tc>
           <w:tcPr>
-            <w:tcW w:w="2695" w:type="dxa"/>
-          </w:tcPr>
-          <w:p>
-            <w:pPr>
-              <w:jc w:val="center"/>
+            <w:tcW w:w="2568" w:type="dxa"/>
+          </w:tcPr>
+          <w:p>
+            <w:pPr>
+              <w:jc w:val="center"/>
+              <w:rPr>
+                <w:sz w:val="28"/>
+                <w:szCs w:val="28"/>
+              </w:rPr>
+            </w:pPr>
+          </w:p>
+          <w:p>
+            <w:pPr>
+              <w:jc w:val="center"/>
+              <w:rPr>
+                <w:sz w:val="28"/>
+                <w:szCs w:val="28"/>
+              </w:rPr>
+            </w:pPr>
+            <w:r>
+              <w:rPr>
+                <w:sz w:val="28"/>
+                <w:szCs w:val="28"/>
+              </w:rPr>
+              <w:t>#BE004</w:t>
+            </w:r>
+          </w:p>
+        </w:tc>
+        <w:tc>
+          <w:tcPr>
+            <w:tcW w:w="2356" w:type="dxa"/>
+          </w:tcPr>
+          <w:p>
+            <w:pPr>
+              <w:jc w:val="center"/>
+              <w:rPr>
+                <w:sz w:val="28"/>
+                <w:szCs w:val="28"/>
+              </w:rPr>
+            </w:pPr>
+          </w:p>
+          <w:p>
+            <w:pPr>
+              <w:jc w:val="center"/>
+              <w:rPr>
+                <w:sz w:val="28"/>
+                <w:szCs w:val="28"/>
+              </w:rPr>
+            </w:pPr>
+            <w:r>
+              <w:rPr>
+                <w:sz w:val="28"/>
+                <w:szCs w:val="28"/>
+              </w:rPr>
+              <w:t>There is no work items</w:t>
+            </w:r>
+          </w:p>
+        </w:tc>
+        <w:tc>
+          <w:tcPr>
+            <w:tcW w:w="2945" w:type="dxa"/>
+          </w:tcPr>
+          <w:p>
+            <w:pPr>
+              <w:jc w:val="center"/>
+              <w:rPr>
+                <w:sz w:val="28"/>
+                <w:szCs w:val="28"/>
+              </w:rPr>
+            </w:pPr>
+          </w:p>
+          <w:p>
+            <w:pPr>
+              <w:jc w:val="center"/>
+              <w:rPr>
+                <w:sz w:val="28"/>
+                <w:szCs w:val="28"/>
+              </w:rPr>
+            </w:pPr>
+            <w:r>
+              <w:rPr>
+                <w:sz w:val="28"/>
+                <w:szCs w:val="28"/>
+              </w:rPr>
+              <w:t>WI1</w:t>
+            </w:r>
+            <w:r>
+              <w:rPr>
+                <w:sz w:val="28"/>
+                <w:szCs w:val="28"/>
+              </w:rPr>
+              <w:t xml:space="preserve"> Items does not exist</w:t>
+            </w:r>
+          </w:p>
+        </w:tc>
+        <w:tc>
+          <w:tcPr>
+            <w:tcW w:w="2587" w:type="dxa"/>
+          </w:tcPr>
+          <w:p>
+            <w:pPr>
+              <w:jc w:val="center"/>
+              <w:rPr>
+                <w:sz w:val="28"/>
+                <w:szCs w:val="28"/>
+              </w:rPr>
+            </w:pPr>
+            <w:r>
+              <w:rPr>
+                <w:sz w:val="28"/>
+                <w:szCs w:val="28"/>
+              </w:rPr>
+              <w:t>Raise exception for review; request to update the list</w:t>
+            </w:r>
+          </w:p>
+        </w:tc>
+      </w:tr>
+      <w:tr>
+        <w:tc>
+          <w:tcPr>
+            <w:tcW w:w="2568" w:type="dxa"/>
+          </w:tcPr>
+          <w:p>
+            <w:pPr>
               <w:rPr>
                 <w:sz w:val="26"/>
                 <w:szCs w:val="26"/>
@@ -13061,28 +13174,28 @@
                 <w:szCs w:val="26"/>
               </w:rPr>
             </w:pPr>
-          </w:p>
-          <w:p>
-            <w:pPr>
-              <w:jc w:val="center"/>
+            <w:r>
               <w:rPr>
                 <w:sz w:val="26"/>
                 <w:szCs w:val="26"/>
               </w:rPr>
-            </w:pPr>
-            <w:r>
+              <w:t>#BE005</w:t>
+            </w:r>
+          </w:p>
+        </w:tc>
+        <w:tc>
+          <w:tcPr>
+            <w:tcW w:w="2356" w:type="dxa"/>
+          </w:tcPr>
+          <w:p>
+            <w:pPr>
+              <w:jc w:val="center"/>
               <w:rPr>
                 <w:sz w:val="26"/>
                 <w:szCs w:val="26"/>
               </w:rPr>
-              <w:t>#BE004</w:t>
-            </w:r>
-          </w:p>
-        </w:tc>
-        <w:tc>
-          <w:tcPr>
-            <w:tcW w:w="1980" w:type="dxa"/>
-          </w:tcPr>
+            </w:pPr>
+          </w:p>
           <w:p>
             <w:pPr>
               <w:jc w:val="center"/>
@@ -13096,13 +13209,13 @@
                 <w:sz w:val="26"/>
                 <w:szCs w:val="26"/>
               </w:rPr>
-              <w:t>Unauthorized Access / Restricted Data</w:t>
-            </w:r>
-          </w:p>
-        </w:tc>
-        <w:tc>
-          <w:tcPr>
-            <w:tcW w:w="3093" w:type="dxa"/>
+              <w:t>Account Closed / Inactive</w:t>
+            </w:r>
+          </w:p>
+        </w:tc>
+        <w:tc>
+          <w:tcPr>
+            <w:tcW w:w="2945" w:type="dxa"/>
           </w:tcPr>
           <w:p>
             <w:pPr>
@@ -13117,13 +13230,13 @@
                 <w:sz w:val="26"/>
                 <w:szCs w:val="26"/>
               </w:rPr>
-              <w:t>User/robot does not have permission to view specific client data.</w:t>
-            </w:r>
-          </w:p>
-        </w:tc>
-        <w:tc>
-          <w:tcPr>
-            <w:tcW w:w="2688" w:type="dxa"/>
+              <w:t>The client account has been closed but still appears in WI1 items.</w:t>
+            </w:r>
+          </w:p>
+        </w:tc>
+        <w:tc>
+          <w:tcPr>
+            <w:tcW w:w="2587" w:type="dxa"/>
           </w:tcPr>
           <w:p>
             <w:pPr>
@@ -13138,7 +13251,7 @@
                 <w:sz w:val="26"/>
                 <w:szCs w:val="26"/>
               </w:rPr>
-              <w:t>Mark as Business Exception and escalate to security/IT.</w:t>
+              <w:t>Mark as Business Exception and report for clean-up.</w:t>
             </w:r>
           </w:p>
         </w:tc>
@@ -13146,8 +13259,17 @@
       <w:tr>
         <w:tc>
           <w:tcPr>
-            <w:tcW w:w="2695" w:type="dxa"/>
-          </w:tcPr>
+            <w:tcW w:w="2568" w:type="dxa"/>
+          </w:tcPr>
+          <w:p>
+            <w:pPr>
+              <w:jc w:val="center"/>
+              <w:rPr>
+                <w:sz w:val="12"/>
+                <w:szCs w:val="12"/>
+              </w:rPr>
+            </w:pPr>
+          </w:p>
           <w:p>
             <w:pPr>
               <w:jc w:val="center"/>
@@ -13156,6 +13278,27 @@
                 <w:szCs w:val="26"/>
               </w:rPr>
             </w:pPr>
+            <w:r>
+              <w:rPr>
+                <w:sz w:val="28"/>
+                <w:szCs w:val="28"/>
+              </w:rPr>
+              <w:t>#BE006</w:t>
+            </w:r>
+          </w:p>
+        </w:tc>
+        <w:tc>
+          <w:tcPr>
+            <w:tcW w:w="2356" w:type="dxa"/>
+          </w:tcPr>
+          <w:p>
+            <w:pPr>
+              <w:jc w:val="center"/>
+              <w:rPr>
+                <w:sz w:val="16"/>
+                <w:szCs w:val="16"/>
+              </w:rPr>
+            </w:pPr>
           </w:p>
           <w:p>
             <w:pPr>
@@ -13165,7 +13308,26 @@
                 <w:szCs w:val="26"/>
               </w:rPr>
             </w:pPr>
-          </w:p>
+            <w:r>
+              <w:rPr>
+                <w:sz w:val="24"/>
+                <w:szCs w:val="24"/>
+              </w:rPr>
+              <w:t xml:space="preserve">Invalid </w:t>
+            </w:r>
+            <w:r>
+              <w:rPr>
+                <w:sz w:val="24"/>
+                <w:szCs w:val="24"/>
+              </w:rPr>
+              <w:t>Client</w:t>
+            </w:r>
+          </w:p>
+        </w:tc>
+        <w:tc>
+          <w:tcPr>
+            <w:tcW w:w="2945" w:type="dxa"/>
+          </w:tcPr>
           <w:p>
             <w:pPr>
               <w:jc w:val="center"/>
@@ -13176,88 +13338,47 @@
             </w:pPr>
             <w:r>
               <w:rPr>
+                <w:sz w:val="24"/>
+                <w:szCs w:val="24"/>
+              </w:rPr>
+              <w:t>Client</w:t>
+            </w:r>
+            <w:r>
+              <w:rPr>
+                <w:sz w:val="24"/>
+                <w:szCs w:val="24"/>
+              </w:rPr>
+              <w:t xml:space="preserve"> not found in master data.</w:t>
+            </w:r>
+          </w:p>
+        </w:tc>
+        <w:tc>
+          <w:tcPr>
+            <w:tcW w:w="2587" w:type="dxa"/>
+          </w:tcPr>
+          <w:p>
+            <w:pPr>
+              <w:jc w:val="center"/>
+              <w:rPr>
                 <w:sz w:val="26"/>
                 <w:szCs w:val="26"/>
               </w:rPr>
-              <w:t>#BE005</w:t>
-            </w:r>
-          </w:p>
-        </w:tc>
-        <w:tc>
-          <w:tcPr>
-            <w:tcW w:w="1980" w:type="dxa"/>
-          </w:tcPr>
-          <w:p>
-            <w:pPr>
-              <w:jc w:val="center"/>
-              <w:rPr>
-                <w:sz w:val="26"/>
-                <w:szCs w:val="26"/>
-              </w:rPr>
-            </w:pPr>
-          </w:p>
-          <w:p>
-            <w:pPr>
-              <w:jc w:val="center"/>
-              <w:rPr>
-                <w:sz w:val="26"/>
-                <w:szCs w:val="26"/>
-              </w:rPr>
-            </w:pPr>
-            <w:r>
-              <w:rPr>
-                <w:sz w:val="26"/>
-                <w:szCs w:val="26"/>
-              </w:rPr>
-              <w:t>Account Closed / Inactive</w:t>
-            </w:r>
-          </w:p>
-        </w:tc>
-        <w:tc>
-          <w:tcPr>
-            <w:tcW w:w="3093" w:type="dxa"/>
-          </w:tcPr>
-          <w:p>
-            <w:pPr>
-              <w:jc w:val="center"/>
-              <w:rPr>
-                <w:sz w:val="26"/>
-                <w:szCs w:val="26"/>
-              </w:rPr>
-            </w:pPr>
-            <w:r>
-              <w:rPr>
-                <w:sz w:val="26"/>
-                <w:szCs w:val="26"/>
-              </w:rPr>
-              <w:t>The client account has been closed but still appears in WI1 items.</w:t>
-            </w:r>
-          </w:p>
-        </w:tc>
-        <w:tc>
-          <w:tcPr>
-            <w:tcW w:w="2688" w:type="dxa"/>
-          </w:tcPr>
-          <w:p>
-            <w:pPr>
-              <w:jc w:val="center"/>
-              <w:rPr>
-                <w:sz w:val="26"/>
-                <w:szCs w:val="26"/>
-              </w:rPr>
-            </w:pPr>
-            <w:r>
-              <w:rPr>
-                <w:sz w:val="26"/>
-                <w:szCs w:val="26"/>
-              </w:rPr>
-              <w:t>Mark as Business Exception and report for clean-up.</w:t>
+            </w:pPr>
+            <w:r>
+              <w:rPr>
+                <w:sz w:val="24"/>
+                <w:szCs w:val="24"/>
+              </w:rPr>
+              <w:t>Route to master data team or reject invoice.</w:t>
             </w:r>
           </w:p>
         </w:tc>
       </w:tr>
     </w:tbl>
-    <w:p/>
+    <w:p>
+      <w:bookmarkStart w:id="32" w:name="_GoBack"/>
+      <w:bookmarkEnd w:id="32"/>
+    </w:p>
     <w:p>
       <w:pPr>
         <w:pStyle w:val="ListParagraph"/>
@@ -14200,10 +14321,9 @@
         <w:rPr>
           <w:rFonts w:asciiTheme="minorHAnsi" w:hAnsiTheme="minorHAnsi"/>
         </w:rPr>
-        <w:lastRenderedPageBreak/>
         <w:t>Escalations</w:t>
       </w:r>
-      <w:bookmarkEnd w:id="31"/>
+      <w:bookmarkEnd w:id="30"/>
       <w:bookmarkEnd w:id="33"/>
     </w:p>
     <w:p>
@@ -14223,6 +14343,7 @@
           <w:sz w:val="28"/>
           <w:szCs w:val="28"/>
         </w:rPr>
+        <w:lastRenderedPageBreak/>
         <w:t>For immediate contacts for the process automation project</w:t>
       </w:r>
       <w:r>
@@ -14426,25 +14547,7 @@
                 <w:szCs w:val="28"/>
                 <w:lang w:val="en-GB"/>
               </w:rPr>
-              <w:t xml:space="preserve">Handle system/application exceptions (login failures, downtime, </w:t>
-            </w:r>
-            <w:proofErr w:type="gramStart"/>
-            <w:r>
-              <w:rPr>
-                <w:sz w:val="28"/>
-                <w:szCs w:val="28"/>
-                <w:lang w:val="en-GB"/>
-              </w:rPr>
-              <w:t>crashes</w:t>
-            </w:r>
-            <w:proofErr w:type="gramEnd"/>
-            <w:r>
-              <w:rPr>
-                <w:sz w:val="28"/>
-                <w:szCs w:val="28"/>
-                <w:lang w:val="en-GB"/>
-              </w:rPr>
-              <w:t>). Provide technical fixes.</w:t>
+              <w:t>Handle system/application exceptions (login failures, downtime, crashes). Provide technical fixes.</w:t>
             </w:r>
           </w:p>
         </w:tc>
@@ -14643,7 +14746,7 @@
         </w:tabs>
       </w:pPr>
       <w:bookmarkStart w:id="34" w:name="_Change_Request"/>
-      <w:bookmarkEnd w:id="32"/>
+      <w:bookmarkEnd w:id="31"/>
       <w:bookmarkEnd w:id="34"/>
     </w:p>
     <w:sectPr>
@@ -14723,7 +14826,7 @@
             <w:bCs/>
             <w:noProof/>
           </w:rPr>
-          <w:t>13</w:t>
+          <w:t>12</w:t>
         </w:r>
         <w:r>
           <w:rPr>
@@ -17933,6 +18036,7 @@
     <w:rsidRoot w:val="00174F4B"/>
     <w:rsid w:val="00174F4B"/>
     <w:rsid w:val="002720AE"/>
+    <w:rsid w:val="00ED59FA"/>
   </w:rsids>
   <m:mathPr>
     <m:mathFont m:val="Cambria Math"/>
